--- a/K25_CNTT1_SESSION10_EX3.docx
+++ b/K25_CNTT1_SESSION10_EX3.docx
@@ -4,12 +4,12 @@
   <w:body>
     <w:p>
       <w:pPr>
+        <w:pStyle w:val="Heading1"/>
         <w:rPr>
           <w:rFonts w:ascii="Times New Roman" w:hAnsi="Times New Roman" w:cs="Times New Roman"/>
           <w:b/>
           <w:bCs/>
-          <w:sz w:val="32"/>
-          <w:szCs w:val="32"/>
+          <w:color w:val="000000" w:themeColor="text1"/>
         </w:rPr>
       </w:pPr>
       <w:r>
@@ -17,329 +17,234 @@
           <w:rFonts w:ascii="Times New Roman" w:hAnsi="Times New Roman" w:cs="Times New Roman"/>
           <w:b/>
           <w:bCs/>
-          <w:sz w:val="32"/>
-          <w:szCs w:val="32"/>
-        </w:rPr>
-        <w:t>1. Danh Sách Thông Điệp Đã Sắp Xếp Đúng Trình Tự Thời Gian</w:t>
+          <w:color w:val="000000" w:themeColor="text1"/>
+        </w:rPr>
+        <w:t>1. Phân tích vai trò UI State</w:t>
       </w:r>
     </w:p>
     <w:p>
       <w:pPr>
-        <w:rPr>
-          <w:rFonts w:ascii="Times New Roman" w:hAnsi="Times New Roman" w:cs="Times New Roman"/>
+        <w:pStyle w:val="Heading2"/>
+        <w:rPr>
+          <w:rFonts w:ascii="Times New Roman" w:hAnsi="Times New Roman" w:cs="Times New Roman"/>
+          <w:b/>
+          <w:bCs/>
+          <w:color w:val="000000" w:themeColor="text1"/>
         </w:rPr>
       </w:pPr>
       <w:r>
         <w:rPr>
           <w:rFonts w:ascii="Times New Roman" w:hAnsi="Times New Roman" w:cs="Times New Roman"/>
-        </w:rPr>
-        <w:t>Thứ tự thời gian hợp lý dựa trên bản chất nghiệp vụ và thiết kế hệ thống như sau:</w:t>
+          <w:b/>
+          <w:bCs/>
+          <w:color w:val="000000" w:themeColor="text1"/>
+        </w:rPr>
+        <w:t>1.1. Tại sao UI Design cần nhiều trạng thái tĩnh trước khi làm Prototype?</w:t>
       </w:r>
     </w:p>
     <w:p>
       <w:pPr>
-        <w:numPr>
-          <w:ilvl w:val="0"/>
-          <w:numId w:val="12"/>
-        </w:numPr>
-        <w:rPr>
-          <w:rFonts w:ascii="Times New Roman" w:hAnsi="Times New Roman" w:cs="Times New Roman"/>
+        <w:rPr>
+          <w:rFonts w:ascii="Times New Roman" w:hAnsi="Times New Roman" w:cs="Times New Roman"/>
+          <w:color w:val="000000" w:themeColor="text1"/>
         </w:rPr>
       </w:pPr>
       <w:r>
         <w:rPr>
           <w:rFonts w:ascii="Times New Roman" w:hAnsi="Times New Roman" w:cs="Times New Roman"/>
-          <w:b/>
-          <w:bCs/>
-        </w:rPr>
-        <w:t xml:space="preserve">Khách hàng gửi </w:t>
-      </w:r>
-      <w:proofErr w:type="gramStart"/>
-      <w:r>
-        <w:rPr>
-          <w:rFonts w:ascii="Times New Roman" w:hAnsi="Times New Roman" w:cs="Times New Roman"/>
-          <w:b/>
-          <w:bCs/>
-        </w:rPr>
-        <w:t>taoDonHang(</w:t>
-      </w:r>
-      <w:proofErr w:type="gramEnd"/>
-      <w:r>
-        <w:rPr>
-          <w:rFonts w:ascii="Times New Roman" w:hAnsi="Times New Roman" w:cs="Times New Roman"/>
-          <w:b/>
-          <w:bCs/>
-        </w:rPr>
-        <w:t>) tới App Điều Phối</w:t>
+          <w:color w:val="000000" w:themeColor="text1"/>
+        </w:rPr>
+        <w:t>Một nút bấm không chỉ có một trạng thái hiển thị. Trong quá trình thiết kế, cần thể hiện trước các trạng thái quan trọng để thống nhất giao diện, hành vi và quy tắc nghiệp vụ trước khi nối luồng Prototype.</w:t>
       </w:r>
     </w:p>
     <w:p>
       <w:pPr>
-        <w:numPr>
-          <w:ilvl w:val="1"/>
-          <w:numId w:val="12"/>
-        </w:numPr>
-        <w:rPr>
-          <w:rFonts w:ascii="Times New Roman" w:hAnsi="Times New Roman" w:cs="Times New Roman"/>
+        <w:pStyle w:val="ListBullet"/>
+        <w:tabs>
+          <w:tab w:val="num" w:pos="360"/>
+        </w:tabs>
+        <w:ind w:left="360" w:hanging="360"/>
+        <w:rPr>
+          <w:rFonts w:ascii="Times New Roman" w:hAnsi="Times New Roman" w:cs="Times New Roman"/>
+          <w:color w:val="000000" w:themeColor="text1"/>
         </w:rPr>
       </w:pPr>
       <w:r>
         <w:rPr>
           <w:rFonts w:ascii="Times New Roman" w:hAnsi="Times New Roman" w:cs="Times New Roman"/>
-          <w:i/>
-          <w:iCs/>
-        </w:rPr>
-        <w:t>Loại thông điệp:</w:t>
-      </w:r>
-      <w:r>
-        <w:rPr>
-          <w:rFonts w:ascii="Times New Roman" w:hAnsi="Times New Roman" w:cs="Times New Roman"/>
-        </w:rPr>
-        <w:t xml:space="preserve"> </w:t>
-      </w:r>
-      <w:r>
-        <w:rPr>
-          <w:rFonts w:ascii="Times New Roman" w:hAnsi="Times New Roman" w:cs="Times New Roman"/>
-          <w:b/>
-          <w:bCs/>
-        </w:rPr>
-        <w:t>Synchronous</w:t>
-      </w:r>
-      <w:r>
-        <w:rPr>
-          <w:rFonts w:ascii="Times New Roman" w:hAnsi="Times New Roman" w:cs="Times New Roman"/>
-        </w:rPr>
-        <w:t xml:space="preserve"> (Mũi tên nét liền, đầu đặc). Khách hàng gửi yêu cầu và chờ hệ thống xử lý.</w:t>
+          <w:color w:val="000000" w:themeColor="text1"/>
+        </w:rPr>
+        <w:t>Disabled: cho biết người dùng chưa đủ điều kiện thực hiện thanh toán; nút phải có hình thức mờ/nhạt và không tạo cảm giác có thể bấm.</w:t>
       </w:r>
     </w:p>
     <w:p>
       <w:pPr>
-        <w:numPr>
-          <w:ilvl w:val="0"/>
-          <w:numId w:val="12"/>
-        </w:numPr>
-        <w:rPr>
-          <w:rFonts w:ascii="Times New Roman" w:hAnsi="Times New Roman" w:cs="Times New Roman"/>
+        <w:pStyle w:val="ListBullet"/>
+        <w:tabs>
+          <w:tab w:val="num" w:pos="360"/>
+        </w:tabs>
+        <w:ind w:left="360" w:hanging="360"/>
+        <w:rPr>
+          <w:rFonts w:ascii="Times New Roman" w:hAnsi="Times New Roman" w:cs="Times New Roman"/>
+          <w:color w:val="000000" w:themeColor="text1"/>
         </w:rPr>
       </w:pPr>
       <w:r>
         <w:rPr>
           <w:rFonts w:ascii="Times New Roman" w:hAnsi="Times New Roman" w:cs="Times New Roman"/>
-          <w:b/>
-          <w:bCs/>
-        </w:rPr>
-        <w:t>App Điều Phối gửi yêu cầu nhận đơn sang Điện thoại Tài xế</w:t>
+          <w:color w:val="000000" w:themeColor="text1"/>
+        </w:rPr>
+        <w:t>Default: thể hiện trạng thái nút có thể thao tác sau khi thông tin thẻ đã hợp lệ/đủ điều kiện.</w:t>
       </w:r>
     </w:p>
     <w:p>
       <w:pPr>
-        <w:numPr>
-          <w:ilvl w:val="1"/>
-          <w:numId w:val="12"/>
-        </w:numPr>
-        <w:rPr>
-          <w:rFonts w:ascii="Times New Roman" w:hAnsi="Times New Roman" w:cs="Times New Roman"/>
+        <w:pStyle w:val="ListBullet"/>
+        <w:tabs>
+          <w:tab w:val="num" w:pos="360"/>
+        </w:tabs>
+        <w:ind w:left="360" w:hanging="360"/>
+        <w:rPr>
+          <w:rFonts w:ascii="Times New Roman" w:hAnsi="Times New Roman" w:cs="Times New Roman"/>
+          <w:color w:val="000000" w:themeColor="text1"/>
         </w:rPr>
       </w:pPr>
       <w:r>
         <w:rPr>
           <w:rFonts w:ascii="Times New Roman" w:hAnsi="Times New Roman" w:cs="Times New Roman"/>
-          <w:i/>
-          <w:iCs/>
-        </w:rPr>
-        <w:t>Loại thông điệp:</w:t>
-      </w:r>
-      <w:r>
-        <w:rPr>
-          <w:rFonts w:ascii="Times New Roman" w:hAnsi="Times New Roman" w:cs="Times New Roman"/>
-        </w:rPr>
-        <w:t xml:space="preserve"> </w:t>
-      </w:r>
-      <w:r>
-        <w:rPr>
-          <w:rFonts w:ascii="Times New Roman" w:hAnsi="Times New Roman" w:cs="Times New Roman"/>
-          <w:b/>
-          <w:bCs/>
-        </w:rPr>
-        <w:t>Asynchronous</w:t>
-      </w:r>
-      <w:r>
-        <w:rPr>
-          <w:rFonts w:ascii="Times New Roman" w:hAnsi="Times New Roman" w:cs="Times New Roman"/>
-        </w:rPr>
-        <w:t xml:space="preserve"> (Mũi tên nét liền, đầu hở). Hệ thống gửi thông báo/pop-up tới điện thoại tài xế mà không bị block để chờ kết quả ngay lập tức.</w:t>
+          <w:color w:val="000000" w:themeColor="text1"/>
+        </w:rPr>
+        <w:t>Loading: thể hiện hệ thống đang xử lý giao dịch; nút có biểu tượng tải và nội dung phù hợp, giúp người dùng hiểu thao tác đang được thực hiện.</w:t>
       </w:r>
     </w:p>
     <w:p>
       <w:pPr>
-        <w:numPr>
-          <w:ilvl w:val="0"/>
-          <w:numId w:val="12"/>
-        </w:numPr>
-        <w:rPr>
-          <w:rFonts w:ascii="Times New Roman" w:hAnsi="Times New Roman" w:cs="Times New Roman"/>
+        <w:pStyle w:val="ListBullet"/>
+        <w:tabs>
+          <w:tab w:val="num" w:pos="360"/>
+        </w:tabs>
+        <w:ind w:left="360" w:hanging="360"/>
+        <w:rPr>
+          <w:rFonts w:ascii="Times New Roman" w:hAnsi="Times New Roman" w:cs="Times New Roman"/>
+          <w:color w:val="000000" w:themeColor="text1"/>
         </w:rPr>
       </w:pPr>
       <w:r>
         <w:rPr>
           <w:rFonts w:ascii="Times New Roman" w:hAnsi="Times New Roman" w:cs="Times New Roman"/>
-          <w:b/>
-          <w:bCs/>
-        </w:rPr>
-        <w:t>Điện thoại Tài xế phản hồi Đồng ý/Từ chối về cho App Điều Phối</w:t>
+          <w:color w:val="000000" w:themeColor="text1"/>
+        </w:rPr>
+        <w:t>Thiết kế tĩnh giúp Designer, BA, Developer và Tester thống nhất cùng một cách hiểu trước khi chuyển sang Prototype và triển khai.</w:t>
       </w:r>
     </w:p>
     <w:p>
       <w:pPr>
-        <w:numPr>
-          <w:ilvl w:val="1"/>
-          <w:numId w:val="12"/>
-        </w:numPr>
-        <w:rPr>
-          <w:rFonts w:ascii="Times New Roman" w:hAnsi="Times New Roman" w:cs="Times New Roman"/>
-        </w:rPr>
-      </w:pPr>
-      <w:r>
-        <w:rPr>
-          <w:rFonts w:ascii="Times New Roman" w:hAnsi="Times New Roman" w:cs="Times New Roman"/>
-          <w:i/>
-          <w:iCs/>
-        </w:rPr>
-        <w:t>Loại thông điệp:</w:t>
-      </w:r>
-      <w:r>
-        <w:rPr>
-          <w:rFonts w:ascii="Times New Roman" w:hAnsi="Times New Roman" w:cs="Times New Roman"/>
-        </w:rPr>
-        <w:t xml:space="preserve"> </w:t>
-      </w:r>
-      <w:r>
+        <w:pStyle w:val="Heading2"/>
         <w:rPr>
           <w:rFonts w:ascii="Times New Roman" w:hAnsi="Times New Roman" w:cs="Times New Roman"/>
           <w:b/>
           <w:bCs/>
-        </w:rPr>
-        <w:t>Asynchronous</w:t>
-      </w:r>
-      <w:r>
-        <w:rPr>
-          <w:rFonts w:ascii="Times New Roman" w:hAnsi="Times New Roman" w:cs="Times New Roman"/>
-        </w:rPr>
-        <w:t xml:space="preserve"> hoặc </w:t>
-      </w:r>
+          <w:color w:val="000000" w:themeColor="text1"/>
+        </w:rPr>
+      </w:pPr>
       <w:r>
         <w:rPr>
           <w:rFonts w:ascii="Times New Roman" w:hAnsi="Times New Roman" w:cs="Times New Roman"/>
           <w:b/>
           <w:bCs/>
-        </w:rPr>
-        <w:t>Message độc lập</w:t>
-      </w:r>
-      <w:r>
-        <w:rPr>
-          <w:rFonts w:ascii="Times New Roman" w:hAnsi="Times New Roman" w:cs="Times New Roman"/>
-        </w:rPr>
-        <w:t xml:space="preserve"> (Mũi tên nét liền, đầu hở). Tài xế tương tác với ứng dụng để gửi hành động phản hồi về hệ thống.</w:t>
+          <w:color w:val="000000" w:themeColor="text1"/>
+        </w:rPr>
+        <w:t>1.2. Nếu dùng bản thiết kế hiện tại để nối Prototype thì có thể gây nhầm lẫn gì?</w:t>
       </w:r>
     </w:p>
     <w:p>
       <w:pPr>
-        <w:rPr>
-          <w:rFonts w:ascii="Times New Roman" w:hAnsi="Times New Roman" w:cs="Times New Roman"/>
-          <w:b/>
-          <w:bCs/>
+        <w:pStyle w:val="ListBullet"/>
+        <w:tabs>
+          <w:tab w:val="num" w:pos="360"/>
+        </w:tabs>
+        <w:ind w:left="360" w:hanging="360"/>
+        <w:rPr>
+          <w:rFonts w:ascii="Times New Roman" w:hAnsi="Times New Roman" w:cs="Times New Roman"/>
+          <w:color w:val="000000" w:themeColor="text1"/>
         </w:rPr>
       </w:pPr>
       <w:r>
         <w:rPr>
           <w:rFonts w:ascii="Times New Roman" w:hAnsi="Times New Roman" w:cs="Times New Roman"/>
-          <w:b/>
-          <w:bCs/>
-        </w:rPr>
-        <w:t>Khối Rẽ Nhánh alt (Bắt đầu sau khi nhận được phản hồi)</w:t>
+          <w:color w:val="000000" w:themeColor="text1"/>
+        </w:rPr>
+        <w:t>Khi form thẻ còn trống nhưng nút vẫn sáng, Tester/Khách hàng có thể hiểu rằng nút đang ở trạng thái có thể bấm.</w:t>
       </w:r>
     </w:p>
     <w:p>
       <w:pPr>
-        <w:rPr>
-          <w:rFonts w:ascii="Times New Roman" w:hAnsi="Times New Roman" w:cs="Times New Roman"/>
-          <w:b/>
-          <w:bCs/>
+        <w:pStyle w:val="ListBullet"/>
+        <w:tabs>
+          <w:tab w:val="num" w:pos="360"/>
+        </w:tabs>
+        <w:ind w:left="360" w:hanging="360"/>
+        <w:rPr>
+          <w:rFonts w:ascii="Times New Roman" w:hAnsi="Times New Roman" w:cs="Times New Roman"/>
+          <w:color w:val="000000" w:themeColor="text1"/>
         </w:rPr>
       </w:pPr>
       <w:r>
         <w:rPr>
           <w:rFonts w:ascii="Times New Roman" w:hAnsi="Times New Roman" w:cs="Times New Roman"/>
-          <w:b/>
-          <w:bCs/>
-        </w:rPr>
-        <w:t>Nhánh 1: [Tài xế Đồng ý]</w:t>
+          <w:color w:val="000000" w:themeColor="text1"/>
+        </w:rPr>
+        <w:t>Prototype khó thể hiện rõ điều kiện trước khi thanh toán và trạng thái hệ thống đang xử lý.</w:t>
       </w:r>
     </w:p>
     <w:p>
       <w:pPr>
-        <w:numPr>
-          <w:ilvl w:val="0"/>
-          <w:numId w:val="13"/>
-        </w:numPr>
-        <w:rPr>
-          <w:rFonts w:ascii="Times New Roman" w:hAnsi="Times New Roman" w:cs="Times New Roman"/>
+        <w:pStyle w:val="ListBullet"/>
+        <w:tabs>
+          <w:tab w:val="num" w:pos="360"/>
+        </w:tabs>
+        <w:ind w:left="360" w:hanging="360"/>
+        <w:rPr>
+          <w:rFonts w:ascii="Times New Roman" w:hAnsi="Times New Roman" w:cs="Times New Roman"/>
+          <w:color w:val="000000" w:themeColor="text1"/>
         </w:rPr>
       </w:pPr>
       <w:r>
         <w:rPr>
           <w:rFonts w:ascii="Times New Roman" w:hAnsi="Times New Roman" w:cs="Times New Roman"/>
-          <w:b/>
-          <w:bCs/>
-        </w:rPr>
-        <w:t>App Điều Phối khởi tạo một bản ghi Chuyến Đi (Trip) mới</w:t>
+          <w:color w:val="000000" w:themeColor="text1"/>
+        </w:rPr>
+        <w:t>Người dùng có thể không biết giao dịch đã được tiếp nhận hay chưa nếu không có trạng thái Loading.</w:t>
       </w:r>
     </w:p>
     <w:p>
       <w:pPr>
-        <w:numPr>
-          <w:ilvl w:val="1"/>
-          <w:numId w:val="13"/>
-        </w:numPr>
-        <w:rPr>
-          <w:rFonts w:ascii="Times New Roman" w:hAnsi="Times New Roman" w:cs="Times New Roman"/>
+        <w:pStyle w:val="ListBullet"/>
+        <w:tabs>
+          <w:tab w:val="num" w:pos="360"/>
+        </w:tabs>
+        <w:ind w:left="360" w:hanging="360"/>
+        <w:rPr>
+          <w:rFonts w:ascii="Times New Roman" w:hAnsi="Times New Roman" w:cs="Times New Roman"/>
+          <w:color w:val="000000" w:themeColor="text1"/>
         </w:rPr>
       </w:pPr>
       <w:r>
         <w:rPr>
           <w:rFonts w:ascii="Times New Roman" w:hAnsi="Times New Roman" w:cs="Times New Roman"/>
-          <w:i/>
-          <w:iCs/>
-        </w:rPr>
-        <w:t>Loại thông điệp:</w:t>
-      </w:r>
-      <w:r>
-        <w:rPr>
-          <w:rFonts w:ascii="Times New Roman" w:hAnsi="Times New Roman" w:cs="Times New Roman"/>
-        </w:rPr>
-        <w:t xml:space="preserve"> </w:t>
-      </w:r>
-      <w:r>
-        <w:rPr>
-          <w:rFonts w:ascii="Times New Roman" w:hAnsi="Times New Roman" w:cs="Times New Roman"/>
-          <w:b/>
-          <w:bCs/>
-        </w:rPr>
-        <w:t>Create</w:t>
-      </w:r>
-      <w:r>
-        <w:rPr>
-          <w:rFonts w:ascii="Times New Roman" w:hAnsi="Times New Roman" w:cs="Times New Roman"/>
-        </w:rPr>
-        <w:t xml:space="preserve"> (Mũi tên nét liền/nét đứt, trỏ thẳng vào hình chữ nhật đối tượng Trip). Lifeline của Trip bắt đầu đúng tại vị trí nhận thông điệp này.</w:t>
+          <w:color w:val="000000" w:themeColor="text1"/>
+        </w:rPr>
+        <w:t>Developer có thể thiếu căn cứ để xác định màu sắc, độ tương phản, nội dung và cách hiển thị của từng trạng thái.</w:t>
       </w:r>
     </w:p>
     <w:p>
       <w:pPr>
+        <w:pStyle w:val="Heading1"/>
         <w:rPr>
           <w:rFonts w:ascii="Times New Roman" w:hAnsi="Times New Roman" w:cs="Times New Roman"/>
           <w:b/>
           <w:bCs/>
+          <w:color w:val="000000" w:themeColor="text1"/>
         </w:rPr>
       </w:pPr>
       <w:r>
@@ -347,126 +252,445 @@
           <w:rFonts w:ascii="Times New Roman" w:hAnsi="Times New Roman" w:cs="Times New Roman"/>
           <w:b/>
           <w:bCs/>
-        </w:rPr>
-        <w:t>Nhánh 2: [Tài xế Từ chối] (Sau đường kẻ else)</w:t>
+          <w:color w:val="000000" w:themeColor="text1"/>
+        </w:rPr>
+        <w:t>2. Bộ UI States được thiết kế</w:t>
+      </w:r>
+    </w:p>
+    <w:tbl>
+      <w:tblPr>
+        <w:tblStyle w:val="TableGrid"/>
+        <w:tblW w:w="0" w:type="auto"/>
+        <w:tblLook w:val="04A0" w:firstRow="1" w:lastRow="0" w:firstColumn="1" w:lastColumn="0" w:noHBand="0" w:noVBand="1"/>
+      </w:tblPr>
+      <w:tblGrid>
+        <w:gridCol w:w="3320"/>
+        <w:gridCol w:w="3321"/>
+        <w:gridCol w:w="3321"/>
+      </w:tblGrid>
+      <w:tr>
+        <w:tc>
+          <w:tcPr>
+            <w:tcW w:w="3324" w:type="dxa"/>
+          </w:tcPr>
+          <w:p>
+            <w:pPr>
+              <w:rPr>
+                <w:rFonts w:ascii="Times New Roman" w:hAnsi="Times New Roman" w:cs="Times New Roman"/>
+                <w:color w:val="000000" w:themeColor="text1"/>
+              </w:rPr>
+            </w:pPr>
+            <w:r>
+              <w:rPr>
+                <w:rFonts w:ascii="Times New Roman" w:hAnsi="Times New Roman" w:cs="Times New Roman"/>
+                <w:color w:val="000000" w:themeColor="text1"/>
+              </w:rPr>
+              <w:t>State</w:t>
+            </w:r>
+          </w:p>
+        </w:tc>
+        <w:tc>
+          <w:tcPr>
+            <w:tcW w:w="3324" w:type="dxa"/>
+          </w:tcPr>
+          <w:p>
+            <w:pPr>
+              <w:rPr>
+                <w:rFonts w:ascii="Times New Roman" w:hAnsi="Times New Roman" w:cs="Times New Roman"/>
+                <w:color w:val="000000" w:themeColor="text1"/>
+              </w:rPr>
+            </w:pPr>
+            <w:r>
+              <w:rPr>
+                <w:rFonts w:ascii="Times New Roman" w:hAnsi="Times New Roman" w:cs="Times New Roman"/>
+                <w:color w:val="000000" w:themeColor="text1"/>
+              </w:rPr>
+              <w:t>Điều kiện</w:t>
+            </w:r>
+          </w:p>
+        </w:tc>
+        <w:tc>
+          <w:tcPr>
+            <w:tcW w:w="3324" w:type="dxa"/>
+          </w:tcPr>
+          <w:p>
+            <w:pPr>
+              <w:rPr>
+                <w:rFonts w:ascii="Times New Roman" w:hAnsi="Times New Roman" w:cs="Times New Roman"/>
+                <w:color w:val="000000" w:themeColor="text1"/>
+              </w:rPr>
+            </w:pPr>
+            <w:r>
+              <w:rPr>
+                <w:rFonts w:ascii="Times New Roman" w:hAnsi="Times New Roman" w:cs="Times New Roman"/>
+                <w:color w:val="000000" w:themeColor="text1"/>
+              </w:rPr>
+              <w:t>Thiết kế tĩnh</w:t>
+            </w:r>
+          </w:p>
+        </w:tc>
+      </w:tr>
+      <w:tr>
+        <w:tc>
+          <w:tcPr>
+            <w:tcW w:w="3324" w:type="dxa"/>
+          </w:tcPr>
+          <w:p>
+            <w:pPr>
+              <w:rPr>
+                <w:rFonts w:ascii="Times New Roman" w:hAnsi="Times New Roman" w:cs="Times New Roman"/>
+                <w:color w:val="000000" w:themeColor="text1"/>
+              </w:rPr>
+            </w:pPr>
+            <w:r>
+              <w:rPr>
+                <w:rFonts w:ascii="Times New Roman" w:hAnsi="Times New Roman" w:cs="Times New Roman"/>
+                <w:color w:val="000000" w:themeColor="text1"/>
+              </w:rPr>
+              <w:t>Disabled</w:t>
+            </w:r>
+          </w:p>
+        </w:tc>
+        <w:tc>
+          <w:tcPr>
+            <w:tcW w:w="3324" w:type="dxa"/>
+          </w:tcPr>
+          <w:p>
+            <w:pPr>
+              <w:rPr>
+                <w:rFonts w:ascii="Times New Roman" w:hAnsi="Times New Roman" w:cs="Times New Roman"/>
+                <w:color w:val="000000" w:themeColor="text1"/>
+              </w:rPr>
+            </w:pPr>
+            <w:r>
+              <w:rPr>
+                <w:rFonts w:ascii="Times New Roman" w:hAnsi="Times New Roman" w:cs="Times New Roman"/>
+                <w:color w:val="000000" w:themeColor="text1"/>
+              </w:rPr>
+              <w:t>Chưa nhập đủ thông tin thẻ</w:t>
+            </w:r>
+          </w:p>
+        </w:tc>
+        <w:tc>
+          <w:tcPr>
+            <w:tcW w:w="3324" w:type="dxa"/>
+          </w:tcPr>
+          <w:p>
+            <w:pPr>
+              <w:rPr>
+                <w:rFonts w:ascii="Times New Roman" w:hAnsi="Times New Roman" w:cs="Times New Roman"/>
+                <w:color w:val="000000" w:themeColor="text1"/>
+              </w:rPr>
+            </w:pPr>
+            <w:r>
+              <w:rPr>
+                <w:rFonts w:ascii="Times New Roman" w:hAnsi="Times New Roman" w:cs="Times New Roman"/>
+                <w:color w:val="000000" w:themeColor="text1"/>
+              </w:rPr>
+              <w:t>Nút xám nhạt, chữ xám; thể hiện không khả dụng.</w:t>
+            </w:r>
+          </w:p>
+        </w:tc>
+      </w:tr>
+      <w:tr>
+        <w:tc>
+          <w:tcPr>
+            <w:tcW w:w="3324" w:type="dxa"/>
+          </w:tcPr>
+          <w:p>
+            <w:pPr>
+              <w:rPr>
+                <w:rFonts w:ascii="Times New Roman" w:hAnsi="Times New Roman" w:cs="Times New Roman"/>
+                <w:color w:val="000000" w:themeColor="text1"/>
+              </w:rPr>
+            </w:pPr>
+            <w:r>
+              <w:rPr>
+                <w:rFonts w:ascii="Times New Roman" w:hAnsi="Times New Roman" w:cs="Times New Roman"/>
+                <w:color w:val="000000" w:themeColor="text1"/>
+              </w:rPr>
+              <w:t>Default</w:t>
+            </w:r>
+          </w:p>
+        </w:tc>
+        <w:tc>
+          <w:tcPr>
+            <w:tcW w:w="3324" w:type="dxa"/>
+          </w:tcPr>
+          <w:p>
+            <w:pPr>
+              <w:rPr>
+                <w:rFonts w:ascii="Times New Roman" w:hAnsi="Times New Roman" w:cs="Times New Roman"/>
+                <w:color w:val="000000" w:themeColor="text1"/>
+              </w:rPr>
+            </w:pPr>
+            <w:r>
+              <w:rPr>
+                <w:rFonts w:ascii="Times New Roman" w:hAnsi="Times New Roman" w:cs="Times New Roman"/>
+                <w:color w:val="000000" w:themeColor="text1"/>
+              </w:rPr>
+              <w:t>Thông tin đã đủ/hợp lệ</w:t>
+            </w:r>
+          </w:p>
+        </w:tc>
+        <w:tc>
+          <w:tcPr>
+            <w:tcW w:w="3324" w:type="dxa"/>
+          </w:tcPr>
+          <w:p>
+            <w:pPr>
+              <w:rPr>
+                <w:rFonts w:ascii="Times New Roman" w:hAnsi="Times New Roman" w:cs="Times New Roman"/>
+                <w:color w:val="000000" w:themeColor="text1"/>
+              </w:rPr>
+            </w:pPr>
+            <w:r>
+              <w:rPr>
+                <w:rFonts w:ascii="Times New Roman" w:hAnsi="Times New Roman" w:cs="Times New Roman"/>
+                <w:color w:val="000000" w:themeColor="text1"/>
+              </w:rPr>
+              <w:t>Nút xám đậm, chữ trắng; thể hiện có thể thao tác.</w:t>
+            </w:r>
+          </w:p>
+        </w:tc>
+      </w:tr>
+      <w:tr>
+        <w:tc>
+          <w:tcPr>
+            <w:tcW w:w="3324" w:type="dxa"/>
+          </w:tcPr>
+          <w:p>
+            <w:pPr>
+              <w:rPr>
+                <w:rFonts w:ascii="Times New Roman" w:hAnsi="Times New Roman" w:cs="Times New Roman"/>
+                <w:color w:val="000000" w:themeColor="text1"/>
+              </w:rPr>
+            </w:pPr>
+            <w:r>
+              <w:rPr>
+                <w:rFonts w:ascii="Times New Roman" w:hAnsi="Times New Roman" w:cs="Times New Roman"/>
+                <w:color w:val="000000" w:themeColor="text1"/>
+              </w:rPr>
+              <w:t>Loading</w:t>
+            </w:r>
+          </w:p>
+        </w:tc>
+        <w:tc>
+          <w:tcPr>
+            <w:tcW w:w="3324" w:type="dxa"/>
+          </w:tcPr>
+          <w:p>
+            <w:pPr>
+              <w:rPr>
+                <w:rFonts w:ascii="Times New Roman" w:hAnsi="Times New Roman" w:cs="Times New Roman"/>
+                <w:color w:val="000000" w:themeColor="text1"/>
+              </w:rPr>
+            </w:pPr>
+            <w:r>
+              <w:rPr>
+                <w:rFonts w:ascii="Times New Roman" w:hAnsi="Times New Roman" w:cs="Times New Roman"/>
+                <w:color w:val="000000" w:themeColor="text1"/>
+              </w:rPr>
+              <w:t>Đang xử lý giao dịch</w:t>
+            </w:r>
+          </w:p>
+        </w:tc>
+        <w:tc>
+          <w:tcPr>
+            <w:tcW w:w="3324" w:type="dxa"/>
+          </w:tcPr>
+          <w:p>
+            <w:pPr>
+              <w:rPr>
+                <w:rFonts w:ascii="Times New Roman" w:hAnsi="Times New Roman" w:cs="Times New Roman"/>
+                <w:color w:val="000000" w:themeColor="text1"/>
+              </w:rPr>
+            </w:pPr>
+            <w:r>
+              <w:rPr>
+                <w:rFonts w:ascii="Times New Roman" w:hAnsi="Times New Roman" w:cs="Times New Roman"/>
+                <w:color w:val="000000" w:themeColor="text1"/>
+              </w:rPr>
+              <w:t>Nút xám, có spinner và chữ 'ĐANG XỬ LÝ...'</w:t>
+            </w:r>
+          </w:p>
+        </w:tc>
+      </w:tr>
+    </w:tbl>
+    <w:p>
+      <w:pPr>
+        <w:pStyle w:val="Heading1"/>
+        <w:rPr>
+          <w:rFonts w:ascii="Times New Roman" w:hAnsi="Times New Roman" w:cs="Times New Roman"/>
+          <w:b/>
+          <w:bCs/>
+          <w:color w:val="000000" w:themeColor="text1"/>
+        </w:rPr>
+      </w:pPr>
+      <w:r>
+        <w:rPr>
+          <w:rFonts w:ascii="Times New Roman" w:hAnsi="Times New Roman" w:cs="Times New Roman"/>
+          <w:b/>
+          <w:bCs/>
+          <w:color w:val="000000" w:themeColor="text1"/>
+        </w:rPr>
+        <w:t>3. Quy tắc sử dụng trong Prototype</w:t>
       </w:r>
     </w:p>
     <w:p>
       <w:pPr>
-        <w:numPr>
-          <w:ilvl w:val="0"/>
-          <w:numId w:val="14"/>
-        </w:numPr>
-        <w:rPr>
-          <w:rFonts w:ascii="Times New Roman" w:hAnsi="Times New Roman" w:cs="Times New Roman"/>
+        <w:pStyle w:val="ListBullet"/>
+        <w:tabs>
+          <w:tab w:val="num" w:pos="360"/>
+        </w:tabs>
+        <w:ind w:left="360" w:hanging="360"/>
+        <w:rPr>
+          <w:rFonts w:ascii="Times New Roman" w:hAnsi="Times New Roman" w:cs="Times New Roman"/>
+          <w:color w:val="000000" w:themeColor="text1"/>
         </w:rPr>
       </w:pPr>
       <w:r>
         <w:rPr>
           <w:rFonts w:ascii="Times New Roman" w:hAnsi="Times New Roman" w:cs="Times New Roman"/>
-          <w:i/>
-          <w:iCs/>
-        </w:rPr>
-        <w:t>(Không khởi tạo Trip, xử lý ghi nhận từ chối hoặc chuyển đơn)</w:t>
-      </w:r>
-      <w:r>
-        <w:rPr>
-          <w:rFonts w:ascii="Times New Roman" w:hAnsi="Times New Roman" w:cs="Times New Roman"/>
-        </w:rPr>
-        <w:t>.</w:t>
+          <w:color w:val="000000" w:themeColor="text1"/>
+        </w:rPr>
+        <w:t>Màn hình mặc định khi chưa nhập đủ thông tin sử dụng Disabled.</w:t>
       </w:r>
     </w:p>
     <w:p>
       <w:pPr>
-        <w:rPr>
-          <w:rFonts w:ascii="Times New Roman" w:hAnsi="Times New Roman" w:cs="Times New Roman"/>
-          <w:b/>
-          <w:bCs/>
+        <w:pStyle w:val="ListBullet"/>
+        <w:tabs>
+          <w:tab w:val="num" w:pos="360"/>
+        </w:tabs>
+        <w:ind w:left="360" w:hanging="360"/>
+        <w:rPr>
+          <w:rFonts w:ascii="Times New Roman" w:hAnsi="Times New Roman" w:cs="Times New Roman"/>
+          <w:color w:val="000000" w:themeColor="text1"/>
         </w:rPr>
       </w:pPr>
       <w:r>
         <w:rPr>
           <w:rFonts w:ascii="Times New Roman" w:hAnsi="Times New Roman" w:cs="Times New Roman"/>
-          <w:b/>
-          <w:bCs/>
-        </w:rPr>
-        <w:t>Phía Ngoài Khối alt (Luồng chung kết thúc)</w:t>
+          <w:color w:val="000000" w:themeColor="text1"/>
+        </w:rPr>
+        <w:t>Sau khi dữ liệu hợp lệ, nút chuyển sang Default.</w:t>
       </w:r>
     </w:p>
     <w:p>
       <w:pPr>
-        <w:numPr>
-          <w:ilvl w:val="0"/>
-          <w:numId w:val="15"/>
-        </w:numPr>
-        <w:rPr>
-          <w:rFonts w:ascii="Times New Roman" w:hAnsi="Times New Roman" w:cs="Times New Roman"/>
+        <w:pStyle w:val="ListBullet"/>
+        <w:tabs>
+          <w:tab w:val="num" w:pos="360"/>
+        </w:tabs>
+        <w:ind w:left="360" w:hanging="360"/>
+        <w:rPr>
+          <w:rFonts w:ascii="Times New Roman" w:hAnsi="Times New Roman" w:cs="Times New Roman"/>
+          <w:color w:val="000000" w:themeColor="text1"/>
         </w:rPr>
       </w:pPr>
       <w:r>
         <w:rPr>
           <w:rFonts w:ascii="Times New Roman" w:hAnsi="Times New Roman" w:cs="Times New Roman"/>
-          <w:b/>
-          <w:bCs/>
-        </w:rPr>
-        <w:t>App Điều Phối báo cho Khách hàng kết quả cuối cùng ("Đã tìm thấy xe" hoặc "Không tìm được tài xế")</w:t>
+          <w:color w:val="000000" w:themeColor="text1"/>
+        </w:rPr>
+        <w:t>Khi người dùng thực hiện thanh toán, hiển thị Loading trong thời gian xử lý.</w:t>
       </w:r>
     </w:p>
     <w:p>
       <w:pPr>
-        <w:numPr>
-          <w:ilvl w:val="1"/>
-          <w:numId w:val="15"/>
-        </w:numPr>
-        <w:rPr>
-          <w:rFonts w:ascii="Times New Roman" w:hAnsi="Times New Roman" w:cs="Times New Roman"/>
+        <w:pStyle w:val="ListBullet"/>
+        <w:tabs>
+          <w:tab w:val="num" w:pos="360"/>
+        </w:tabs>
+        <w:ind w:left="360" w:hanging="360"/>
+        <w:rPr>
+          <w:rFonts w:ascii="Times New Roman" w:hAnsi="Times New Roman" w:cs="Times New Roman"/>
+          <w:color w:val="000000" w:themeColor="text1"/>
         </w:rPr>
       </w:pPr>
       <w:r>
         <w:rPr>
           <w:rFonts w:ascii="Times New Roman" w:hAnsi="Times New Roman" w:cs="Times New Roman"/>
-          <w:i/>
-          <w:iCs/>
-        </w:rPr>
-        <w:t>Loại thông điệp:</w:t>
-      </w:r>
-      <w:r>
-        <w:rPr>
-          <w:rFonts w:ascii="Times New Roman" w:hAnsi="Times New Roman" w:cs="Times New Roman"/>
-        </w:rPr>
-        <w:t xml:space="preserve"> </w:t>
-      </w:r>
-      <w:r>
-        <w:rPr>
-          <w:rFonts w:ascii="Times New Roman" w:hAnsi="Times New Roman" w:cs="Times New Roman"/>
-          <w:b/>
-          <w:bCs/>
-        </w:rPr>
-        <w:t>Return</w:t>
-      </w:r>
-      <w:r>
-        <w:rPr>
-          <w:rFonts w:ascii="Times New Roman" w:hAnsi="Times New Roman" w:cs="Times New Roman"/>
-        </w:rPr>
-        <w:t xml:space="preserve"> (Mũi tên nét đứt, đầu hở). Trả về phản hồi cho yêu cầu </w:t>
-      </w:r>
-      <w:proofErr w:type="gramStart"/>
-      <w:r>
-        <w:rPr>
-          <w:rFonts w:ascii="Times New Roman" w:hAnsi="Times New Roman" w:cs="Times New Roman"/>
-        </w:rPr>
-        <w:t>taoDonHang(</w:t>
-      </w:r>
-      <w:proofErr w:type="gramEnd"/>
-      <w:r>
-        <w:rPr>
-          <w:rFonts w:ascii="Times New Roman" w:hAnsi="Times New Roman" w:cs="Times New Roman"/>
-        </w:rPr>
-        <w:t>) ban đầu của Khách hàng.</w:t>
+          <w:color w:val="000000" w:themeColor="text1"/>
+        </w:rPr>
+        <w:t>Bài này chỉ yêu cầu thiết kế tĩnh; không nối dây Prototype.</w:t>
       </w:r>
     </w:p>
     <w:p>
       <w:pPr>
+        <w:pStyle w:val="Heading1"/>
+        <w:rPr>
+          <w:rFonts w:ascii="Times New Roman" w:hAnsi="Times New Roman" w:cs="Times New Roman"/>
+          <w:b/>
+          <w:bCs/>
+          <w:color w:val="000000" w:themeColor="text1"/>
+        </w:rPr>
+      </w:pPr>
+      <w:r>
+        <w:rPr>
+          <w:rFonts w:ascii="Times New Roman" w:hAnsi="Times New Roman" w:cs="Times New Roman"/>
+          <w:b/>
+          <w:bCs/>
+          <w:color w:val="000000" w:themeColor="text1"/>
+        </w:rPr>
+        <w:lastRenderedPageBreak/>
+        <w:t>4. Kết luận</w:t>
+      </w:r>
+    </w:p>
+    <w:p>
+      <w:pPr>
+        <w:rPr>
+          <w:rFonts w:ascii="Times New Roman" w:hAnsi="Times New Roman" w:cs="Times New Roman"/>
+          <w:color w:val="000000" w:themeColor="text1"/>
+        </w:rPr>
+      </w:pPr>
+      <w:r>
+        <w:rPr>
+          <w:rFonts w:ascii="Times New Roman" w:hAnsi="Times New Roman" w:cs="Times New Roman"/>
+          <w:color w:val="000000" w:themeColor="text1"/>
+        </w:rPr>
+        <w:t>Việc chuẩn bị đầy đủ UI States trước khi làm Prototype giúp mô tả rõ điều kiện sử dụng của nút, giảm hiểu nhầm khi kiểm thử và tạo cơ sở thống nhất cho việc bàn giao giao diện cho lập trình viên. Bộ thiết kế gồm 3 trạng thái Disabled, Default và Loading đáp ứng yêu cầu bài tập.</w:t>
+      </w:r>
+    </w:p>
+    <w:p>
+      <w:pPr>
+        <w:pStyle w:val="Heading1"/>
+        <w:rPr>
+          <w:rFonts w:ascii="Times New Roman" w:hAnsi="Times New Roman" w:cs="Times New Roman"/>
+          <w:b/>
+          <w:bCs/>
+          <w:color w:val="000000" w:themeColor="text1"/>
+        </w:rPr>
+      </w:pPr>
+      <w:r>
+        <w:rPr>
+          <w:rFonts w:ascii="Times New Roman" w:hAnsi="Times New Roman" w:cs="Times New Roman"/>
+          <w:b/>
+          <w:bCs/>
+          <w:color w:val="000000" w:themeColor="text1"/>
+        </w:rPr>
+        <w:t>5. thiết kế</w:t>
+      </w:r>
+    </w:p>
+    <w:p>
+      <w:r>
+        <w:t xml:space="preserve">Link: </w:t>
+      </w:r>
+      <w:r>
+        <w:t>https://www.figma.com/design/v0bFw15bwJhUUL9fmOHNKu/Untitled?node-id=0-1&amp;t=SnKuspP5Ux1WuzAV-1</w:t>
+      </w:r>
+    </w:p>
+    <w:p>
+      <w:pPr>
+        <w:rPr>
+          <w:rFonts w:ascii="Times New Roman" w:hAnsi="Times New Roman" w:cs="Times New Roman"/>
+          <w:color w:val="000000" w:themeColor="text1"/>
+        </w:rPr>
+      </w:pPr>
+    </w:p>
+    <w:p>
+      <w:pPr>
         <w:rPr>
           <w:rFonts w:ascii="Times New Roman" w:hAnsi="Times New Roman" w:cs="Times New Roman"/>
         </w:rPr>
@@ -474,7 +698,7 @@
     </w:p>
     <w:sectPr>
       <w:pgSz w:w="12240" w:h="15840"/>
-      <w:pgMar w:top="1440" w:right="1440" w:bottom="1440" w:left="1440" w:header="720" w:footer="720" w:gutter="0"/>
+      <w:pgMar w:top="964" w:right="1134" w:bottom="964" w:left="1134" w:header="720" w:footer="720" w:gutter="0"/>
       <w:cols w:space="720"/>
       <w:docGrid w:linePitch="360"/>
     </w:sectPr>
@@ -485,6 +709,27 @@
 <file path=word/numbering.xml><?xml version="1.0" encoding="utf-8"?>
 <w:numbering xmlns:wpc="http://schemas.microsoft.com/office/word/2010/wordprocessingCanvas" xmlns:cx="http://schemas.microsoft.com/office/drawing/2014/chartex" xmlns:cx1="http://schemas.microsoft.com/office/drawing/2015/9/8/chartex" xmlns:cx2="http://schemas.microsoft.com/office/drawing/2015/10/21/chartex" xmlns:cx3="http://schemas.microsoft.com/office/drawing/2016/5/9/chartex" xmlns:cx4="http://schemas.microsoft.com/office/drawing/2016/5/10/chartex" xmlns:cx5="http://schemas.microsoft.com/office/drawing/2016/5/11/chartex" xmlns:cx6="http://schemas.microsoft.com/office/drawing/2016/5/12/chartex" xmlns:cx7="http://schemas.microsoft.com/office/drawing/2016/5/13/chartex" xmlns:cx8="http://schemas.microsoft.com/office/drawing/2016/5/14/chartex" xmlns:mc="http://schemas.openxmlformats.org/markup-compatibility/2006" xmlns:aink="http://schemas.microsoft.com/office/drawing/2016/ink" xmlns:am3d="http://schemas.microsoft.com/office/drawing/2017/model3d" xmlns:o="urn:schemas-microsoft-com:office:office" xmlns:oel="http://schemas.microsoft.com/office/2019/extlst" xmlns:r="http://schemas.openxmlformats.org/officeDocument/2006/relationships" xmlns:m="http://schemas.openxmlformats.org/officeDocument/2006/math" xmlns:v="urn:schemas-microsoft-com:vml" xmlns:wp14="http://schemas.microsoft.com/office/word/2010/wordprocessingDrawing" xmlns:wp="http://schemas.openxmlformats.org/drawingml/2006/wordprocessingDrawing" xmlns:w10="urn:schemas-microsoft-com:office:word" xmlns:w="http://schemas.openxmlformats.org/wordprocessingml/2006/main" xmlns:w14="http://schemas.microsoft.com/office/word/2010/wordml" xmlns:w15="http://schemas.microsoft.com/office/word/2012/wordml" xmlns:w16cex="http://schemas.microsoft.com/office/word/2018/wordml/cex" xmlns:w16cid="http://schemas.microsoft.com/office/word/2016/wordml/cid" xmlns:w16="http://schemas.microsoft.com/office/word/2018/wordml" xmlns:w16du="http://schemas.microsoft.com/office/word/2023/wordml/word16du" xmlns:w16sdtdh="http://schemas.microsoft.com/office/word/2020/wordml/sdtdatahash" xmlns:w16sdtfl="http://schemas.microsoft.com/office/word/2024/wordml/sdtformatlock" xmlns:w16se="http://schemas.microsoft.com/office/word/2015/wordml/symex" xmlns:wpg="http://schemas.microsoft.com/office/word/2010/wordprocessingGroup" xmlns:wpi="http://schemas.microsoft.com/office/word/2010/wordprocessingInk" xmlns:wne="http://schemas.microsoft.com/office/word/2006/wordml" xmlns:wps="http://schemas.microsoft.com/office/word/2010/wordprocessingShape" mc:Ignorable="w14 w15 w16se w16cid w16 w16cex w16sdtdh w16sdtfl w16du wp14">
   <w:abstractNum w:abstractNumId="0" w15:restartNumberingAfterBreak="0">
+    <w:nsid w:val="FFFFFF89"/>
+    <w:multiLevelType w:val="singleLevel"/>
+    <w:tmpl w:val="620E0E44"/>
+    <w:lvl w:ilvl="0">
+      <w:start w:val="1"/>
+      <w:numFmt w:val="bullet"/>
+      <w:pStyle w:val="ListBullet"/>
+      <w:lvlText w:val=""/>
+      <w:lvlJc w:val="left"/>
+      <w:pPr>
+        <w:tabs>
+          <w:tab w:val="num" w:pos="360"/>
+        </w:tabs>
+        <w:ind w:left="360" w:hanging="360"/>
+      </w:pPr>
+      <w:rPr>
+        <w:rFonts w:ascii="Symbol" w:hAnsi="Symbol" w:hint="default"/>
+      </w:rPr>
+    </w:lvl>
+  </w:abstractNum>
+  <w:abstractNum w:abstractNumId="1" w15:restartNumberingAfterBreak="0">
     <w:nsid w:val="0141448F"/>
     <w:multiLevelType w:val="multilevel"/>
     <w:tmpl w:val="A91E76A6"/>
@@ -633,7 +878,7 @@
       </w:rPr>
     </w:lvl>
   </w:abstractNum>
-  <w:abstractNum w:abstractNumId="1" w15:restartNumberingAfterBreak="0">
+  <w:abstractNum w:abstractNumId="2" w15:restartNumberingAfterBreak="0">
     <w:nsid w:val="03E45E30"/>
     <w:multiLevelType w:val="multilevel"/>
     <w:tmpl w:val="5B66C6F4"/>
@@ -782,7 +1027,7 @@
       </w:rPr>
     </w:lvl>
   </w:abstractNum>
-  <w:abstractNum w:abstractNumId="2" w15:restartNumberingAfterBreak="0">
+  <w:abstractNum w:abstractNumId="3" w15:restartNumberingAfterBreak="0">
     <w:nsid w:val="0F7531BE"/>
     <w:multiLevelType w:val="multilevel"/>
     <w:tmpl w:val="1FA8F920"/>
@@ -899,7 +1144,7 @@
       </w:pPr>
     </w:lvl>
   </w:abstractNum>
-  <w:abstractNum w:abstractNumId="3" w15:restartNumberingAfterBreak="0">
+  <w:abstractNum w:abstractNumId="4" w15:restartNumberingAfterBreak="0">
     <w:nsid w:val="1AA02453"/>
     <w:multiLevelType w:val="multilevel"/>
     <w:tmpl w:val="90A21A84"/>
@@ -1016,7 +1261,7 @@
       </w:pPr>
     </w:lvl>
   </w:abstractNum>
-  <w:abstractNum w:abstractNumId="4" w15:restartNumberingAfterBreak="0">
+  <w:abstractNum w:abstractNumId="5" w15:restartNumberingAfterBreak="0">
     <w:nsid w:val="2BC1483B"/>
     <w:multiLevelType w:val="multilevel"/>
     <w:tmpl w:val="907423AC"/>
@@ -1165,7 +1410,7 @@
       </w:rPr>
     </w:lvl>
   </w:abstractNum>
-  <w:abstractNum w:abstractNumId="5" w15:restartNumberingAfterBreak="0">
+  <w:abstractNum w:abstractNumId="6" w15:restartNumberingAfterBreak="0">
     <w:nsid w:val="2C462936"/>
     <w:multiLevelType w:val="multilevel"/>
     <w:tmpl w:val="6532A22E"/>
@@ -1282,7 +1527,7 @@
       </w:pPr>
     </w:lvl>
   </w:abstractNum>
-  <w:abstractNum w:abstractNumId="6" w15:restartNumberingAfterBreak="0">
+  <w:abstractNum w:abstractNumId="7" w15:restartNumberingAfterBreak="0">
     <w:nsid w:val="37FA30B0"/>
     <w:multiLevelType w:val="multilevel"/>
     <w:tmpl w:val="214CAB38"/>
@@ -1431,7 +1676,7 @@
       </w:rPr>
     </w:lvl>
   </w:abstractNum>
-  <w:abstractNum w:abstractNumId="7" w15:restartNumberingAfterBreak="0">
+  <w:abstractNum w:abstractNumId="8" w15:restartNumberingAfterBreak="0">
     <w:nsid w:val="39EB1C52"/>
     <w:multiLevelType w:val="multilevel"/>
     <w:tmpl w:val="57969E14"/>
@@ -1548,7 +1793,7 @@
       </w:pPr>
     </w:lvl>
   </w:abstractNum>
-  <w:abstractNum w:abstractNumId="8" w15:restartNumberingAfterBreak="0">
+  <w:abstractNum w:abstractNumId="9" w15:restartNumberingAfterBreak="0">
     <w:nsid w:val="44286469"/>
     <w:multiLevelType w:val="multilevel"/>
     <w:tmpl w:val="AE6ACE6A"/>
@@ -1697,7 +1942,7 @@
       </w:rPr>
     </w:lvl>
   </w:abstractNum>
-  <w:abstractNum w:abstractNumId="9" w15:restartNumberingAfterBreak="0">
+  <w:abstractNum w:abstractNumId="10" w15:restartNumberingAfterBreak="0">
     <w:nsid w:val="56280FF9"/>
     <w:multiLevelType w:val="multilevel"/>
     <w:tmpl w:val="C7B2997C"/>
@@ -1814,7 +2059,7 @@
       </w:pPr>
     </w:lvl>
   </w:abstractNum>
-  <w:abstractNum w:abstractNumId="10" w15:restartNumberingAfterBreak="0">
+  <w:abstractNum w:abstractNumId="11" w15:restartNumberingAfterBreak="0">
     <w:nsid w:val="638C44B7"/>
     <w:multiLevelType w:val="multilevel"/>
     <w:tmpl w:val="A112D6B2"/>
@@ -1931,7 +2176,7 @@
       </w:pPr>
     </w:lvl>
   </w:abstractNum>
-  <w:abstractNum w:abstractNumId="11" w15:restartNumberingAfterBreak="0">
+  <w:abstractNum w:abstractNumId="12" w15:restartNumberingAfterBreak="0">
     <w:nsid w:val="665F1F08"/>
     <w:multiLevelType w:val="multilevel"/>
     <w:tmpl w:val="58AAF77E"/>
@@ -2080,7 +2325,7 @@
       </w:rPr>
     </w:lvl>
   </w:abstractNum>
-  <w:abstractNum w:abstractNumId="12" w15:restartNumberingAfterBreak="0">
+  <w:abstractNum w:abstractNumId="13" w15:restartNumberingAfterBreak="0">
     <w:nsid w:val="685C5A07"/>
     <w:multiLevelType w:val="multilevel"/>
     <w:tmpl w:val="0B40D20E"/>
@@ -2229,7 +2474,7 @@
       </w:rPr>
     </w:lvl>
   </w:abstractNum>
-  <w:abstractNum w:abstractNumId="13" w15:restartNumberingAfterBreak="0">
+  <w:abstractNum w:abstractNumId="14" w15:restartNumberingAfterBreak="0">
     <w:nsid w:val="6BAC61EB"/>
     <w:multiLevelType w:val="multilevel"/>
     <w:tmpl w:val="674AD940"/>
@@ -2378,7 +2623,7 @@
       </w:rPr>
     </w:lvl>
   </w:abstractNum>
-  <w:abstractNum w:abstractNumId="14" w15:restartNumberingAfterBreak="0">
+  <w:abstractNum w:abstractNumId="15" w15:restartNumberingAfterBreak="0">
     <w:nsid w:val="76655F70"/>
     <w:multiLevelType w:val="hybridMultilevel"/>
     <w:tmpl w:val="F790E1FE"/>
@@ -2468,49 +2713,52 @@
     </w:lvl>
   </w:abstractNum>
   <w:num w:numId="1" w16cid:durableId="949320208">
+    <w:abstractNumId w:val="15"/>
+  </w:num>
+  <w:num w:numId="2" w16cid:durableId="705839196">
+    <w:abstractNumId w:val="9"/>
+  </w:num>
+  <w:num w:numId="3" w16cid:durableId="344871253">
+    <w:abstractNumId w:val="7"/>
+  </w:num>
+  <w:num w:numId="4" w16cid:durableId="1795295571">
+    <w:abstractNumId w:val="8"/>
+  </w:num>
+  <w:num w:numId="5" w16cid:durableId="1272861932">
+    <w:abstractNumId w:val="4"/>
+  </w:num>
+  <w:num w:numId="6" w16cid:durableId="375203436">
+    <w:abstractNumId w:val="12"/>
+  </w:num>
+  <w:num w:numId="7" w16cid:durableId="220144450">
+    <w:abstractNumId w:val="2"/>
+  </w:num>
+  <w:num w:numId="8" w16cid:durableId="1923101125">
+    <w:abstractNumId w:val="11"/>
+  </w:num>
+  <w:num w:numId="9" w16cid:durableId="607854379">
+    <w:abstractNumId w:val="1"/>
+  </w:num>
+  <w:num w:numId="10" w16cid:durableId="225337858">
+    <w:abstractNumId w:val="13"/>
+  </w:num>
+  <w:num w:numId="11" w16cid:durableId="617763395">
+    <w:abstractNumId w:val="6"/>
+  </w:num>
+  <w:num w:numId="12" w16cid:durableId="1372192810">
+    <w:abstractNumId w:val="10"/>
+  </w:num>
+  <w:num w:numId="13" w16cid:durableId="1979606917">
     <w:abstractNumId w:val="14"/>
   </w:num>
-  <w:num w:numId="2" w16cid:durableId="705839196">
-    <w:abstractNumId w:val="8"/>
+  <w:num w:numId="14" w16cid:durableId="1905945784">
+    <w:abstractNumId w:val="5"/>
   </w:num>
-  <w:num w:numId="3" w16cid:durableId="344871253">
-    <w:abstractNumId w:val="6"/>
-  </w:num>
-  <w:num w:numId="4" w16cid:durableId="1795295571">
-    <w:abstractNumId w:val="7"/>
-  </w:num>
-  <w:num w:numId="5" w16cid:durableId="1272861932">
+  <w:num w:numId="15" w16cid:durableId="1918050560">
     <w:abstractNumId w:val="3"/>
   </w:num>
-  <w:num w:numId="6" w16cid:durableId="375203436">
-    <w:abstractNumId w:val="11"/>
-  </w:num>
-  <w:num w:numId="7" w16cid:durableId="220144450">
-    <w:abstractNumId w:val="1"/>
-  </w:num>
-  <w:num w:numId="8" w16cid:durableId="1923101125">
-    <w:abstractNumId w:val="10"/>
-  </w:num>
-  <w:num w:numId="9" w16cid:durableId="607854379">
+  <w:num w:numId="16" w16cid:durableId="345712976">
     <w:abstractNumId w:val="0"/>
-  </w:num>
-  <w:num w:numId="10" w16cid:durableId="225337858">
-    <w:abstractNumId w:val="12"/>
-  </w:num>
-  <w:num w:numId="11" w16cid:durableId="617763395">
-    <w:abstractNumId w:val="5"/>
-  </w:num>
-  <w:num w:numId="12" w16cid:durableId="1372192810">
-    <w:abstractNumId w:val="9"/>
-  </w:num>
-  <w:num w:numId="13" w16cid:durableId="1979606917">
-    <w:abstractNumId w:val="13"/>
-  </w:num>
-  <w:num w:numId="14" w16cid:durableId="1905945784">
-    <w:abstractNumId w:val="4"/>
-  </w:num>
-  <w:num w:numId="15" w16cid:durableId="1918050560">
-    <w:abstractNumId w:val="2"/>
   </w:num>
 </w:numbering>
 </file>
@@ -2689,7 +2937,7 @@
     <w:lsdException w:name="Table Web 2" w:semiHidden="1" w:unhideWhenUsed="1"/>
     <w:lsdException w:name="Table Web 3" w:semiHidden="1" w:unhideWhenUsed="1"/>
     <w:lsdException w:name="Balloon Text" w:semiHidden="1" w:unhideWhenUsed="1"/>
-    <w:lsdException w:name="Table Grid" w:uiPriority="39"/>
+    <w:lsdException w:name="Table Grid" w:uiPriority="59"/>
     <w:lsdException w:name="Table Theme" w:semiHidden="1" w:unhideWhenUsed="1"/>
     <w:lsdException w:name="Placeholder Text" w:semiHidden="1"/>
     <w:lsdException w:name="No Spacing" w:uiPriority="1" w:qFormat="1"/>
@@ -2915,7 +3163,17 @@
   <w:style w:type="paragraph" w:default="1" w:styleId="Normal">
     <w:name w:val="Normal"/>
     <w:qFormat/>
-    <w:rsid w:val="00B5229E"/>
+    <w:rsid w:val="009805F3"/>
+    <w:pPr>
+      <w:spacing w:after="200" w:line="276" w:lineRule="auto"/>
+    </w:pPr>
+    <w:rPr>
+      <w:rFonts w:eastAsiaTheme="minorEastAsia"/>
+      <w:kern w:val="0"/>
+      <w:sz w:val="22"/>
+      <w:szCs w:val="22"/>
+      <w14:ligatures w14:val="none"/>
+    </w:rPr>
   </w:style>
   <w:style w:type="paragraph" w:styleId="Heading1">
     <w:name w:val="heading 1"/>
@@ -2944,7 +3202,6 @@
     <w:next w:val="Normal"/>
     <w:link w:val="Heading2Char"/>
     <w:uiPriority w:val="9"/>
-    <w:semiHidden/>
     <w:unhideWhenUsed/>
     <w:qFormat/>
     <w:rsid w:val="00A54704"/>
@@ -3119,6 +3376,7 @@
   <w:style w:type="character" w:default="1" w:styleId="DefaultParagraphFont">
     <w:name w:val="Default Paragraph Font"/>
     <w:uiPriority w:val="1"/>
+    <w:semiHidden/>
     <w:unhideWhenUsed/>
   </w:style>
   <w:style w:type="table" w:default="1" w:styleId="TableNormal">
@@ -3160,7 +3418,6 @@
     <w:basedOn w:val="DefaultParagraphFont"/>
     <w:link w:val="Heading2"/>
     <w:uiPriority w:val="9"/>
-    <w:semiHidden/>
     <w:rsid w:val="00A54704"/>
     <w:rPr>
       <w:rFonts w:asciiTheme="majorHAnsi" w:eastAsiaTheme="majorEastAsia" w:hAnsiTheme="majorHAnsi" w:cstheme="majorBidi"/>
@@ -3431,6 +3688,49 @@
       <w:color w:val="2F5496" w:themeColor="accent1" w:themeShade="BF"/>
       <w:spacing w:val="5"/>
     </w:rPr>
+  </w:style>
+  <w:style w:type="paragraph" w:styleId="ListBullet">
+    <w:name w:val="List Bullet"/>
+    <w:basedOn w:val="Normal"/>
+    <w:uiPriority w:val="99"/>
+    <w:unhideWhenUsed/>
+    <w:rsid w:val="009805F3"/>
+    <w:pPr>
+      <w:numPr>
+        <w:numId w:val="16"/>
+      </w:numPr>
+      <w:tabs>
+        <w:tab w:val="clear" w:pos="360"/>
+      </w:tabs>
+      <w:ind w:left="0" w:firstLine="0"/>
+      <w:contextualSpacing/>
+    </w:pPr>
+  </w:style>
+  <w:style w:type="table" w:styleId="TableGrid">
+    <w:name w:val="Table Grid"/>
+    <w:basedOn w:val="TableNormal"/>
+    <w:uiPriority w:val="59"/>
+    <w:rsid w:val="009805F3"/>
+    <w:pPr>
+      <w:spacing w:after="0" w:line="240" w:lineRule="auto"/>
+    </w:pPr>
+    <w:rPr>
+      <w:rFonts w:eastAsiaTheme="minorEastAsia"/>
+      <w:kern w:val="0"/>
+      <w:sz w:val="22"/>
+      <w:szCs w:val="22"/>
+      <w14:ligatures w14:val="none"/>
+    </w:rPr>
+    <w:tblPr>
+      <w:tblBorders>
+        <w:top w:val="single" w:sz="4" w:space="0" w:color="auto"/>
+        <w:left w:val="single" w:sz="4" w:space="0" w:color="auto"/>
+        <w:bottom w:val="single" w:sz="4" w:space="0" w:color="auto"/>
+        <w:right w:val="single" w:sz="4" w:space="0" w:color="auto"/>
+        <w:insideH w:val="single" w:sz="4" w:space="0" w:color="auto"/>
+        <w:insideV w:val="single" w:sz="4" w:space="0" w:color="auto"/>
+      </w:tblBorders>
+    </w:tblPr>
   </w:style>
 </w:styles>
 </file>
